--- a/LD-10_测试方案.docx
+++ b/LD-10_测试方案.docx
@@ -639,6 +639,47 @@
                 <w:sz w:val="18"/>
               </w:rPr>
               <w:t>静默返回空结果在功能上「没有报错」，用户会以为今天没有警情，而不是以为自己没有权限</w:t>
+            </w:r>
+          </w:p>
+        </w:tc>
+      </w:tr>
+      <w:tr>
+        <w:tc>
+          <w:tcPr>
+            <w:tcW w:type="dxa" w:w="3175"/>
+          </w:tcPr>
+          <w:p>
+            <w:pPr>
+              <w:spacing w:after="40" w:before="40" w:line="283" w:lineRule="auto"/>
+            </w:pPr>
+            <w:r>
+              <w:t>TC-DISC-04</w:t>
+            </w:r>
+          </w:p>
+        </w:tc>
+        <w:tc>
+          <w:tcPr>
+            <w:tcW w:type="dxa" w:w="4535"/>
+          </w:tcPr>
+          <w:p>
+            <w:pPr>
+              <w:spacing w:after="40" w:before="40" w:line="283" w:lineRule="auto"/>
+            </w:pPr>
+            <w:r>
+              <w:t>构造「9 月 30 日 23:50 发生、10 月 1 日 00:20 关闭」与「12 月 31 日发生、次年 1 月 2 日关闭」两条派警单：10 月结案数与次年 1 月结案数须各含其一，9 月与 12 月的发生量亦须各含其一（DD-79）</w:t>
+            </w:r>
+          </w:p>
+        </w:tc>
+        <w:tc>
+          <w:tcPr>
+            <w:tcW w:type="dxa" w:w="1247"/>
+          </w:tcPr>
+          <w:p>
+            <w:pPr>
+              <w:spacing w:after="40" w:before="40" w:line="283" w:lineRule="auto"/>
+            </w:pPr>
+            <w:r>
+              <w:t>发生日与关闭日分属两个分区。若服务层把查询时间范围同时套到分区键 date_key 上，跨期关闭的单据静默消失，不报错，单月对数也不一定能看出来</w:t>
             </w:r>
           </w:p>
         </w:tc>

--- a/LD-10_测试方案.docx
+++ b/LD-10_测试方案.docx
@@ -680,6 +680,47 @@
             </w:pPr>
             <w:r>
               <w:t>发生日与关闭日分属两个分区。若服务层把查询时间范围同时套到分区键 date_key 上，跨期关闭的单据静默消失，不报错，单月对数也不一定能看出来</w:t>
+            </w:r>
+          </w:p>
+        </w:tc>
+      </w:tr>
+      <w:tr>
+        <w:tc>
+          <w:tcPr>
+            <w:tcW w:type="dxa" w:w="3175"/>
+          </w:tcPr>
+          <w:p>
+            <w:pPr>
+              <w:spacing w:after="40" w:before="40" w:line="283" w:lineRule="auto"/>
+            </w:pPr>
+            <w:r>
+              <w:t>TC-ING-01</w:t>
+            </w:r>
+          </w:p>
+        </w:tc>
+        <w:tc>
+          <w:tcPr>
+            <w:tcW w:type="dxa" w:w="4535"/>
+          </w:tcPr>
+          <w:p>
+            <w:pPr>
+              <w:spacing w:after="40" w:before="40" w:line="283" w:lineRule="auto"/>
+            </w:pPr>
+            <w:r>
+              <w:t>raw 按月分区后去重 NOT EXISTS 的耗时：按预计历史量（八年、数亿行、近百分区）灌入合成 raw，测单批（一天十余万行）去重语句的耗时与随分区数的增长曲线</w:t>
+            </w:r>
+          </w:p>
+        </w:tc>
+        <w:tc>
+          <w:tcPr>
+            <w:tcW w:type="dxa" w:w="1247"/>
+          </w:tcPr>
+          <w:p>
+            <w:pPr>
+              <w:spacing w:after="40" w:before="40" w:line="283" w:lineRule="auto"/>
+            </w:pPr>
+            <w:r>
+              <w:t>开发环境只有几个分区、几十万行，去重永远是毫秒级；不带分区键的 NOT EXISTS 要查遍各分区的索引，耗时随分区数线性增长，只有到接近真实规模才看得出是否可接受（LD-02 第 9 章，DD-88 将此列为待验证而非已成立）</w:t>
             </w:r>
           </w:p>
         </w:tc>

--- a/LD-10_测试方案.docx
+++ b/LD-10_测试方案.docx
@@ -721,6 +721,47 @@
             </w:pPr>
             <w:r>
               <w:t>开发环境只有几个分区、几十万行，去重永远是毫秒级；不带分区键的 NOT EXISTS 要查遍各分区的索引，耗时随分区数线性增长，只有到接近真实规模才看得出是否可接受（LD-02 第 9 章，DD-88 将此列为待验证而非已成立）</w:t>
+            </w:r>
+          </w:p>
+        </w:tc>
+      </w:tr>
+      <w:tr>
+        <w:tc>
+          <w:tcPr>
+            <w:tcW w:type="dxa" w:w="3175"/>
+          </w:tcPr>
+          <w:p>
+            <w:pPr>
+              <w:spacing w:after="40" w:before="40" w:line="283" w:lineRule="auto"/>
+            </w:pPr>
+            <w:r>
+              <w:t>TC-ING-02</w:t>
+            </w:r>
+          </w:p>
+        </w:tc>
+        <w:tc>
+          <w:tcPr>
+            <w:tcW w:type="dxa" w:w="4535"/>
+          </w:tcPr>
+          <w:p>
+            <w:pPr>
+              <w:spacing w:after="40" w:before="40" w:line="283" w:lineRule="auto"/>
+            </w:pPr>
+            <w:r>
+              <w:t>中间库「更新后延迟提交」：在 cad_mirror 中开一个事务更新一行（触发器写入 mirror_updated_at = T0），保持不提交，期间让接入按心跳围栏推进若干个周期，再提交；检查该行是否被取到。再测 DS 违反规范（心跳先于数据提交写入）时的漏数</w:t>
+            </w:r>
+          </w:p>
+        </w:tc>
+        <w:tc>
+          <w:tcPr>
+            <w:tcW w:type="dxa" w:w="1247"/>
+          </w:tcPr>
+          <w:p>
+            <w:pPr>
+              <w:spacing w:after="40" w:before="40" w:line="283" w:lineRule="auto"/>
+            </w:pPr>
+            <w:r>
+              <w:t>触发器时间戳不是提交时间；开发环境里事务都是立即提交的，永远看不到这一条。心跳围栏成立的前提是 DS 周期串行、心跳后写，这两条是对方的行为，只能用违反它们的用例去验证本方的防线（回扫）能否兜住</w:t>
             </w:r>
           </w:p>
         </w:tc>

--- a/LD-10_测试方案.docx
+++ b/LD-10_测试方案.docx
@@ -653,7 +653,7 @@
               <w:spacing w:after="40" w:before="40" w:line="283" w:lineRule="auto"/>
             </w:pPr>
             <w:r>
-              <w:t>TC-DISC-04</w:t>
+              <w:t>TC-DISC-19</w:t>
             </w:r>
           </w:p>
         </w:tc>
@@ -694,7 +694,7 @@
               <w:spacing w:after="40" w:before="40" w:line="283" w:lineRule="auto"/>
             </w:pPr>
             <w:r>
-              <w:t>TC-ING-01</w:t>
+              <w:t>TC-DISC-20</w:t>
             </w:r>
           </w:p>
         </w:tc>
@@ -735,7 +735,7 @@
               <w:spacing w:after="40" w:before="40" w:line="283" w:lineRule="auto"/>
             </w:pPr>
             <w:r>
-              <w:t>TC-ING-02</w:t>
+              <w:t>TC-DISC-21</w:t>
             </w:r>
           </w:p>
         </w:tc>
